--- a/实验三_DevOps流水线与容器化部署/06_可观测性配置与Dashboard截图.docx
+++ b/实验三_DevOps流水线与容器化部署/06_可观测性配置与Dashboard截图.docx
@@ -1231,6 +1231,66 @@
       </w:tr>
     </w:tbl>
     <w:p/>
+    <w:p>
+      <w:r>
+        <w:br w:type="page"/>
+      </w:r>
+    </w:p>
+    <w:p>
+      <w:pPr>
+        <w:pStyle w:val="Heading1"/>
+      </w:pPr>
+      <w:r>
+        <w:t>图示补充（本次补图）</w:t>
+      </w:r>
+    </w:p>
+    <w:p>
+      <w:pPr>
+        <w:jc w:val="center"/>
+      </w:pPr>
+      <w:r>
+        <w:drawing>
+          <wp:inline xmlns:a="http://schemas.openxmlformats.org/drawingml/2006/main" xmlns:pic="http://schemas.openxmlformats.org/drawingml/2006/picture">
+            <wp:extent cx="5760720" cy="3420427"/>
+            <wp:docPr id="1" name="Picture 1"/>
+            <wp:cNvGraphicFramePr>
+              <a:graphicFrameLocks noChangeAspect="1"/>
+            </wp:cNvGraphicFramePr>
+            <a:graphic>
+              <a:graphicData uri="http://schemas.openxmlformats.org/drawingml/2006/picture">
+                <pic:pic>
+                  <pic:nvPicPr>
+                    <pic:cNvPr id="0" name="lab3_observability_dashboard.png"/>
+                    <pic:cNvPicPr/>
+                  </pic:nvPicPr>
+                  <pic:blipFill>
+                    <a:blip r:embed="rId9"/>
+                    <a:stretch>
+                      <a:fillRect/>
+                    </a:stretch>
+                  </pic:blipFill>
+                  <pic:spPr>
+                    <a:xfrm>
+                      <a:off x="0" y="0"/>
+                      <a:ext cx="5760720" cy="3420427"/>
+                    </a:xfrm>
+                    <a:prstGeom prst="rect"/>
+                  </pic:spPr>
+                </pic:pic>
+              </a:graphicData>
+            </a:graphic>
+          </wp:inline>
+        </w:drawing>
+      </w:r>
+    </w:p>
+    <w:p>
+      <w:pPr>
+        <w:jc w:val="center"/>
+      </w:pPr>
+      <w:r>
+        <w:t>图3-4 可观测性 Dashboard 示意</w:t>
+      </w:r>
+    </w:p>
     <w:sectPr>
       <w:pgSz w:w="12240" w:h="15840"/>
       <w:pgMar w:top="1134" w:right="1247" w:bottom="1134" w:left="1247" w:header="720" w:footer="720" w:gutter="0"/>

--- a/实验三_DevOps流水线与容器化部署/06_可观测性配置与Dashboard截图.docx
+++ b/实验三_DevOps流水线与容器化部署/06_可观测性配置与Dashboard截图.docx
@@ -606,6 +606,58 @@
           <w:p>
             <w:r>
               <w:t>PoC 采用轻量手动埋点：Python/Node 服务均生成 traceId、结构化 JSON 日志和 Prometheus 文本指标。目标态可替换为 OpenTelemetry SDK 自动注入 HTTP server/client，并通过 OTLP 输出到 Collector。</w:t>
+            </w:r>
+          </w:p>
+          <w:p>
+            <w:pPr>
+              <w:spacing w:before="0" w:after="0"/>
+            </w:pPr>
+          </w:p>
+          <w:p>
+            <w:pPr>
+              <w:jc w:val="center"/>
+            </w:pPr>
+            <w:r>
+              <w:drawing>
+                <wp:inline xmlns:a="http://schemas.openxmlformats.org/drawingml/2006/main" xmlns:pic="http://schemas.openxmlformats.org/drawingml/2006/picture">
+                  <wp:extent cx="4983480" cy="2958941"/>
+                  <wp:docPr id="1" name="Picture 1"/>
+                  <wp:cNvGraphicFramePr>
+                    <a:graphicFrameLocks noChangeAspect="1"/>
+                  </wp:cNvGraphicFramePr>
+                  <a:graphic>
+                    <a:graphicData uri="http://schemas.openxmlformats.org/drawingml/2006/picture">
+                      <pic:pic>
+                        <pic:nvPicPr>
+                          <pic:cNvPr id="0" name="image.png"/>
+                          <pic:cNvPicPr/>
+                        </pic:nvPicPr>
+                        <pic:blipFill>
+                          <a:blip r:embed="rId9"/>
+                          <a:stretch>
+                            <a:fillRect/>
+                          </a:stretch>
+                        </pic:blipFill>
+                        <pic:spPr>
+                          <a:xfrm>
+                            <a:off x="0" y="0"/>
+                            <a:ext cx="4983480" cy="2958941"/>
+                          </a:xfrm>
+                          <a:prstGeom prst="rect"/>
+                        </pic:spPr>
+                      </pic:pic>
+                    </a:graphicData>
+                  </a:graphic>
+                </wp:inline>
+              </w:drawing>
+            </w:r>
+          </w:p>
+          <w:p>
+            <w:pPr>
+              <w:jc w:val="center"/>
+            </w:pPr>
+            <w:r>
+              <w:t>图3-4 可观测性 Dashboard 示意</w:t>
             </w:r>
           </w:p>
         </w:tc>
@@ -1231,66 +1283,6 @@
       </w:tr>
     </w:tbl>
     <w:p/>
-    <w:p>
-      <w:r>
-        <w:br w:type="page"/>
-      </w:r>
-    </w:p>
-    <w:p>
-      <w:pPr>
-        <w:pStyle w:val="Heading1"/>
-      </w:pPr>
-      <w:r>
-        <w:t>图示补充（本次补图）</w:t>
-      </w:r>
-    </w:p>
-    <w:p>
-      <w:pPr>
-        <w:jc w:val="center"/>
-      </w:pPr>
-      <w:r>
-        <w:drawing>
-          <wp:inline xmlns:a="http://schemas.openxmlformats.org/drawingml/2006/main" xmlns:pic="http://schemas.openxmlformats.org/drawingml/2006/picture">
-            <wp:extent cx="5760720" cy="3420427"/>
-            <wp:docPr id="1" name="Picture 1"/>
-            <wp:cNvGraphicFramePr>
-              <a:graphicFrameLocks noChangeAspect="1"/>
-            </wp:cNvGraphicFramePr>
-            <a:graphic>
-              <a:graphicData uri="http://schemas.openxmlformats.org/drawingml/2006/picture">
-                <pic:pic>
-                  <pic:nvPicPr>
-                    <pic:cNvPr id="0" name="lab3_observability_dashboard.png"/>
-                    <pic:cNvPicPr/>
-                  </pic:nvPicPr>
-                  <pic:blipFill>
-                    <a:blip r:embed="rId9"/>
-                    <a:stretch>
-                      <a:fillRect/>
-                    </a:stretch>
-                  </pic:blipFill>
-                  <pic:spPr>
-                    <a:xfrm>
-                      <a:off x="0" y="0"/>
-                      <a:ext cx="5760720" cy="3420427"/>
-                    </a:xfrm>
-                    <a:prstGeom prst="rect"/>
-                  </pic:spPr>
-                </pic:pic>
-              </a:graphicData>
-            </a:graphic>
-          </wp:inline>
-        </w:drawing>
-      </w:r>
-    </w:p>
-    <w:p>
-      <w:pPr>
-        <w:jc w:val="center"/>
-      </w:pPr>
-      <w:r>
-        <w:t>图3-4 可观测性 Dashboard 示意</w:t>
-      </w:r>
-    </w:p>
     <w:sectPr>
       <w:pgSz w:w="12240" w:h="15840"/>
       <w:pgMar w:top="1134" w:right="1247" w:bottom="1134" w:left="1247" w:header="720" w:footer="720" w:gutter="0"/>

--- a/实验三_DevOps流水线与容器化部署/06_可观测性配置与Dashboard截图.docx
+++ b/实验三_DevOps流水线与容器化部署/06_可观测性配置与Dashboard截图.docx
@@ -657,7 +657,7 @@
               <w:jc w:val="center"/>
             </w:pPr>
             <w:r>
-              <w:t>图3-4 可观测性 Dashboard 示意</w:t>
+              <w:t>图3-4 可观测性采集链路总览</w:t>
             </w:r>
           </w:p>
         </w:tc>
@@ -1227,7 +1227,206 @@
           </w:tcPr>
           <w:p>
             <w:r>
-              <w:t>Dashboard 截图占位说明：本仓库提供 Prometheus/Grafana 配置和面板 JSON；实际 docker compose 起栈后可访问 http://localhost:3000 截图。</w:t>
+              <w:rPr>
+                <w:b w:val="0"/>
+              </w:rPr>
+              <w:t>截图要求：本节至少提交 4 张 Grafana Dashboard 实机截图，建议分别覆盖 RED 总览、延迟/错误、资源 USE、发布窗口/回滚标记。下列为基于本仓库 Grafana 配置绘制的示例图，提交前按说明替换为 http://localhost:3000 实机截图。</w:t>
+            </w:r>
+          </w:p>
+          <w:p>
+            <w:pPr>
+              <w:jc w:val="center"/>
+            </w:pPr>
+            <w:r>
+              <w:drawing>
+                <wp:inline xmlns:a="http://schemas.openxmlformats.org/drawingml/2006/main" xmlns:pic="http://schemas.openxmlformats.org/drawingml/2006/picture">
+                  <wp:extent cx="5074920" cy="3108388"/>
+                  <wp:docPr id="2" name="Picture 2"/>
+                  <wp:cNvGraphicFramePr>
+                    <a:graphicFrameLocks noChangeAspect="1"/>
+                  </wp:cNvGraphicFramePr>
+                  <a:graphic>
+                    <a:graphicData uri="http://schemas.openxmlformats.org/drawingml/2006/picture">
+                      <pic:pic>
+                        <pic:nvPicPr>
+                          <pic:cNvPr id="0" name="image.png"/>
+                          <pic:cNvPicPr/>
+                        </pic:nvPicPr>
+                        <pic:blipFill>
+                          <a:blip r:embed="rId10"/>
+                          <a:stretch>
+                            <a:fillRect/>
+                          </a:stretch>
+                        </pic:blipFill>
+                        <pic:spPr>
+                          <a:xfrm>
+                            <a:off x="0" y="0"/>
+                            <a:ext cx="5074920" cy="3108388"/>
+                          </a:xfrm>
+                          <a:prstGeom prst="rect"/>
+                        </pic:spPr>
+                      </pic:pic>
+                    </a:graphicData>
+                  </a:graphic>
+                </wp:inline>
+              </w:drawing>
+            </w:r>
+          </w:p>
+          <w:p>
+            <w:pPr>
+              <w:jc w:val="center"/>
+            </w:pPr>
+            <w:r>
+              <w:t>图3-5a Dashboard 截图：RED 总览（示例，提交前替换为 Grafana 实机截图）</w:t>
+            </w:r>
+          </w:p>
+          <w:p>
+            <w:pPr>
+              <w:jc w:val="center"/>
+            </w:pPr>
+            <w:r>
+              <w:drawing>
+                <wp:inline xmlns:a="http://schemas.openxmlformats.org/drawingml/2006/main" xmlns:pic="http://schemas.openxmlformats.org/drawingml/2006/picture">
+                  <wp:extent cx="5074920" cy="3108388"/>
+                  <wp:docPr id="3" name="Picture 3"/>
+                  <wp:cNvGraphicFramePr>
+                    <a:graphicFrameLocks noChangeAspect="1"/>
+                  </wp:cNvGraphicFramePr>
+                  <a:graphic>
+                    <a:graphicData uri="http://schemas.openxmlformats.org/drawingml/2006/picture">
+                      <pic:pic>
+                        <pic:nvPicPr>
+                          <pic:cNvPr id="0" name="image.png"/>
+                          <pic:cNvPicPr/>
+                        </pic:nvPicPr>
+                        <pic:blipFill>
+                          <a:blip r:embed="rId11"/>
+                          <a:stretch>
+                            <a:fillRect/>
+                          </a:stretch>
+                        </pic:blipFill>
+                        <pic:spPr>
+                          <a:xfrm>
+                            <a:off x="0" y="0"/>
+                            <a:ext cx="5074920" cy="3108388"/>
+                          </a:xfrm>
+                          <a:prstGeom prst="rect"/>
+                        </pic:spPr>
+                      </pic:pic>
+                    </a:graphicData>
+                  </a:graphic>
+                </wp:inline>
+              </w:drawing>
+            </w:r>
+          </w:p>
+          <w:p>
+            <w:pPr>
+              <w:jc w:val="center"/>
+            </w:pPr>
+            <w:r>
+              <w:t>图3-5b Dashboard 截图：延迟与错误率（示例，提交前替换为 Grafana 实机截图）</w:t>
+            </w:r>
+          </w:p>
+          <w:p>
+            <w:pPr>
+              <w:jc w:val="center"/>
+            </w:pPr>
+            <w:r>
+              <w:drawing>
+                <wp:inline xmlns:a="http://schemas.openxmlformats.org/drawingml/2006/main" xmlns:pic="http://schemas.openxmlformats.org/drawingml/2006/picture">
+                  <wp:extent cx="5074920" cy="3108388"/>
+                  <wp:docPr id="4" name="Picture 4"/>
+                  <wp:cNvGraphicFramePr>
+                    <a:graphicFrameLocks noChangeAspect="1"/>
+                  </wp:cNvGraphicFramePr>
+                  <a:graphic>
+                    <a:graphicData uri="http://schemas.openxmlformats.org/drawingml/2006/picture">
+                      <pic:pic>
+                        <pic:nvPicPr>
+                          <pic:cNvPr id="0" name="image.png"/>
+                          <pic:cNvPicPr/>
+                        </pic:nvPicPr>
+                        <pic:blipFill>
+                          <a:blip r:embed="rId12"/>
+                          <a:stretch>
+                            <a:fillRect/>
+                          </a:stretch>
+                        </pic:blipFill>
+                        <pic:spPr>
+                          <a:xfrm>
+                            <a:off x="0" y="0"/>
+                            <a:ext cx="5074920" cy="3108388"/>
+                          </a:xfrm>
+                          <a:prstGeom prst="rect"/>
+                        </pic:spPr>
+                      </pic:pic>
+                    </a:graphicData>
+                  </a:graphic>
+                </wp:inline>
+              </w:drawing>
+            </w:r>
+          </w:p>
+          <w:p>
+            <w:pPr>
+              <w:jc w:val="center"/>
+            </w:pPr>
+            <w:r>
+              <w:t>图3-5c Dashboard 截图：资源 USE 指标（示例，提交前替换为 Grafana 实机截图）</w:t>
+            </w:r>
+          </w:p>
+          <w:p>
+            <w:pPr>
+              <w:jc w:val="center"/>
+            </w:pPr>
+            <w:r>
+              <w:drawing>
+                <wp:inline xmlns:a="http://schemas.openxmlformats.org/drawingml/2006/main" xmlns:pic="http://schemas.openxmlformats.org/drawingml/2006/picture">
+                  <wp:extent cx="5074920" cy="3108388"/>
+                  <wp:docPr id="5" name="Picture 5"/>
+                  <wp:cNvGraphicFramePr>
+                    <a:graphicFrameLocks noChangeAspect="1"/>
+                  </wp:cNvGraphicFramePr>
+                  <a:graphic>
+                    <a:graphicData uri="http://schemas.openxmlformats.org/drawingml/2006/picture">
+                      <pic:pic>
+                        <pic:nvPicPr>
+                          <pic:cNvPr id="0" name="image.png"/>
+                          <pic:cNvPicPr/>
+                        </pic:nvPicPr>
+                        <pic:blipFill>
+                          <a:blip r:embed="rId13"/>
+                          <a:stretch>
+                            <a:fillRect/>
+                          </a:stretch>
+                        </pic:blipFill>
+                        <pic:spPr>
+                          <a:xfrm>
+                            <a:off x="0" y="0"/>
+                            <a:ext cx="5074920" cy="3108388"/>
+                          </a:xfrm>
+                          <a:prstGeom prst="rect"/>
+                        </pic:spPr>
+                      </pic:pic>
+                    </a:graphicData>
+                  </a:graphic>
+                </wp:inline>
+              </w:drawing>
+            </w:r>
+          </w:p>
+          <w:p>
+            <w:pPr>
+              <w:jc w:val="center"/>
+            </w:pPr>
+            <w:r>
+              <w:t>图3-5d Dashboard 截图：发布窗口与回滚标记（示例，提交前替换为 Grafana 实机截图）</w:t>
+            </w:r>
+          </w:p>
+          <w:p>
+            <w:r>
+              <w:rPr>
+                <w:b w:val="0"/>
+              </w:rPr>
+              <w:t>实机截图步骤：1）进入 D3-2 源代码与配置仓库目录；2）执行 docker compose up --build -d；3）浏览器打开 http://localhost:3000，账号/密码 admin/admin；4）进入 NekoCafé DevOps Overview；5）用 Win+Shift+S 分别截取 4 个面板并替换本节示例图。</w:t>
             </w:r>
           </w:p>
         </w:tc>
